--- a/6. 大模型/2. KVCache.docx
+++ b/6. 大模型/2. KVCache.docx
@@ -94,17 +94,33 @@
     <w:p>
       <w:pPr>
         <w:pStyle w:val="a0"/>
-        <w:rPr>
-          <w:rFonts w:hint="eastAsia"/>
-        </w:rPr>
+      </w:pPr>
+      <w:r>
+        <w:tab/>
+      </w:r>
+      <w:hyperlink r:id="rId6" w:history="1">
+        <w:r>
+          <w:rPr>
+            <w:rStyle w:val="af0"/>
+          </w:rPr>
+          <w:t>一文读懂</w:t>
+        </w:r>
+        <w:r>
+          <w:rPr>
+            <w:rStyle w:val="af0"/>
+          </w:rPr>
+          <w:t>KVCache</w:t>
+        </w:r>
+      </w:hyperlink>
+    </w:p>
+    <w:p>
+      <w:pPr>
+        <w:pStyle w:val="a0"/>
       </w:pPr>
     </w:p>
     <w:p>
       <w:pPr>
         <w:pStyle w:val="1"/>
-        <w:rPr>
-          <w:rFonts w:hint="eastAsia"/>
-        </w:rPr>
       </w:pPr>
       <w:r>
         <w:rPr>
@@ -1106,6 +1122,18 @@
       <w:shd w:val="clear" w:color="auto" w:fill="E1DFDD"/>
     </w:rPr>
   </w:style>
+  <w:style w:type="character" w:styleId="af2">
+    <w:name w:val="FollowedHyperlink"/>
+    <w:basedOn w:val="a1"/>
+    <w:uiPriority w:val="99"/>
+    <w:semiHidden/>
+    <w:unhideWhenUsed/>
+    <w:rsid w:val="0090028C"/>
+    <w:rPr>
+      <w:color w:val="96607D" w:themeColor="followedHyperlink"/>
+      <w:u w:val="single"/>
+    </w:rPr>
+  </w:style>
 </w:styles>
 </file>
 

--- a/6. 大模型/2. KVCache.docx
+++ b/6. 大模型/2. KVCache.docx
@@ -1,6 +1,6 @@
 
 <file path=word/document.xml><?xml version="1.0" encoding="utf-8"?>
-<w:document xmlns:wpc="http://schemas.microsoft.com/office/word/2010/wordprocessingCanvas" xmlns:cx="http://schemas.microsoft.com/office/drawing/2014/chartex" xmlns:cx1="http://schemas.microsoft.com/office/drawing/2015/9/8/chartex" xmlns:cx2="http://schemas.microsoft.com/office/drawing/2015/10/21/chartex" xmlns:cx3="http://schemas.microsoft.com/office/drawing/2016/5/9/chartex" xmlns:cx4="http://schemas.microsoft.com/office/drawing/2016/5/10/chartex" xmlns:cx5="http://schemas.microsoft.com/office/drawing/2016/5/11/chartex" xmlns:cx6="http://schemas.microsoft.com/office/drawing/2016/5/12/chartex" xmlns:cx7="http://schemas.microsoft.com/office/drawing/2016/5/13/chartex" xmlns:cx8="http://schemas.microsoft.com/office/drawing/2016/5/14/chartex" xmlns:mc="http://schemas.openxmlformats.org/markup-compatibility/2006" xmlns:aink="http://schemas.microsoft.com/office/drawing/2016/ink" xmlns:am3d="http://schemas.microsoft.com/office/drawing/2017/model3d" xmlns:o="urn:schemas-microsoft-com:office:office" xmlns:oel="http://schemas.microsoft.com/office/2019/extlst" xmlns:r="http://schemas.openxmlformats.org/officeDocument/2006/relationships" xmlns:m="http://schemas.openxmlformats.org/officeDocument/2006/math" xmlns:v="urn:schemas-microsoft-com:vml" xmlns:wp14="http://schemas.microsoft.com/office/word/2010/wordprocessingDrawing" xmlns:wp="http://schemas.openxmlformats.org/drawingml/2006/wordprocessingDrawing" xmlns:w10="urn:schemas-microsoft-com:office:word" xmlns:w="http://schemas.openxmlformats.org/wordprocessingml/2006/main" xmlns:w14="http://schemas.microsoft.com/office/word/2010/wordml" xmlns:w15="http://schemas.microsoft.com/office/word/2012/wordml" xmlns:w16cex="http://schemas.microsoft.com/office/word/2018/wordml/cex" xmlns:w16cid="http://schemas.microsoft.com/office/word/2016/wordml/cid" xmlns:w16="http://schemas.microsoft.com/office/word/2018/wordml" xmlns:w16sdtdh="http://schemas.microsoft.com/office/word/2020/wordml/sdtdatahash" xmlns:w16se="http://schemas.microsoft.com/office/word/2015/wordml/symex" xmlns:wpg="http://schemas.microsoft.com/office/word/2010/wordprocessingGroup" xmlns:wpi="http://schemas.microsoft.com/office/word/2010/wordprocessingInk" xmlns:wne="http://schemas.microsoft.com/office/word/2006/wordml" xmlns:wps="http://schemas.microsoft.com/office/word/2010/wordprocessingShape" mc:Ignorable="w14 w15 w16se w16cid w16 w16cex w16sdtdh wp14">
+<w:document xmlns:wpc="http://schemas.microsoft.com/office/word/2010/wordprocessingCanvas" xmlns:cx="http://schemas.microsoft.com/office/drawing/2014/chartex" xmlns:cx1="http://schemas.microsoft.com/office/drawing/2015/9/8/chartex" xmlns:cx2="http://schemas.microsoft.com/office/drawing/2015/10/21/chartex" xmlns:cx3="http://schemas.microsoft.com/office/drawing/2016/5/9/chartex" xmlns:cx4="http://schemas.microsoft.com/office/drawing/2016/5/10/chartex" xmlns:cx5="http://schemas.microsoft.com/office/drawing/2016/5/11/chartex" xmlns:cx6="http://schemas.microsoft.com/office/drawing/2016/5/12/chartex" xmlns:cx7="http://schemas.microsoft.com/office/drawing/2016/5/13/chartex" xmlns:cx8="http://schemas.microsoft.com/office/drawing/2016/5/14/chartex" xmlns:mc="http://schemas.openxmlformats.org/markup-compatibility/2006" xmlns:aink="http://schemas.microsoft.com/office/drawing/2016/ink" xmlns:am3d="http://schemas.microsoft.com/office/drawing/2017/model3d" xmlns:o="urn:schemas-microsoft-com:office:office" xmlns:oel="http://schemas.microsoft.com/office/2019/extlst" xmlns:r="http://schemas.openxmlformats.org/officeDocument/2006/relationships" xmlns:m="http://schemas.openxmlformats.org/officeDocument/2006/math" xmlns:v="urn:schemas-microsoft-com:vml" xmlns:wp14="http://schemas.microsoft.com/office/word/2010/wordprocessingDrawing" xmlns:wp="http://schemas.openxmlformats.org/drawingml/2006/wordprocessingDrawing" xmlns:w10="urn:schemas-microsoft-com:office:word" xmlns:w="http://schemas.openxmlformats.org/wordprocessingml/2006/main" xmlns:w14="http://schemas.microsoft.com/office/word/2010/wordml" xmlns:w15="http://schemas.microsoft.com/office/word/2012/wordml" xmlns:w16cex="http://schemas.microsoft.com/office/word/2018/wordml/cex" xmlns:w16cid="http://schemas.microsoft.com/office/word/2016/wordml/cid" xmlns:w16="http://schemas.microsoft.com/office/word/2018/wordml" xmlns:w16du="http://schemas.microsoft.com/office/word/2023/wordml/word16du" xmlns:w16sdtdh="http://schemas.microsoft.com/office/word/2020/wordml/sdtdatahash" xmlns:w16sdtfl="http://schemas.microsoft.com/office/word/2024/wordml/sdtformatlock" xmlns:w16se="http://schemas.microsoft.com/office/word/2015/wordml/symex" xmlns:wpg="http://schemas.microsoft.com/office/word/2010/wordprocessingGroup" xmlns:wpi="http://schemas.microsoft.com/office/word/2010/wordprocessingInk" xmlns:wne="http://schemas.microsoft.com/office/word/2006/wordml" xmlns:wps="http://schemas.microsoft.com/office/word/2010/wordprocessingShape" mc:Ignorable="w14 w15 w16se w16cid w16 w16cex w16sdtdh w16sdtfl w16du wp14">
   <w:body>
     <w:p>
       <w:pPr>
@@ -15,30 +15,528 @@
     </w:p>
     <w:p>
       <w:pPr>
-        <w:pStyle w:val="1"/>
+        <w:rPr>
+          <w:rFonts w:hint="eastAsia"/>
+        </w:rPr>
       </w:pPr>
       <w:r>
-        <w:rPr>
-          <w:rFonts w:hint="eastAsia"/>
-        </w:rPr>
-        <w:t>概述</w:t>
+        <w:tab/>
+      </w:r>
+      <w:r>
+        <w:rPr>
+          <w:rFonts w:hint="eastAsia"/>
+        </w:rPr>
+        <w:t>在</w:t>
+      </w:r>
+      <w:r>
+        <w:rPr>
+          <w:rFonts w:hint="eastAsia"/>
+        </w:rPr>
+        <w:t>Transformer</w:t>
+      </w:r>
+      <w:r>
+        <w:rPr>
+          <w:rFonts w:hint="eastAsia"/>
+        </w:rPr>
+        <w:t>进行自回归推理（如文本生成，每次生成一个</w:t>
+      </w:r>
+      <w:r>
+        <w:rPr>
+          <w:rFonts w:hint="eastAsia"/>
+        </w:rPr>
+        <w:t xml:space="preserve"> token </w:t>
+      </w:r>
+      <w:r>
+        <w:rPr>
+          <w:rFonts w:hint="eastAsia"/>
+        </w:rPr>
+        <w:t>的时候需要结合前面所有的</w:t>
+      </w:r>
+      <w:r>
+        <w:rPr>
+          <w:rFonts w:hint="eastAsia"/>
+        </w:rPr>
+        <w:t>token</w:t>
+      </w:r>
+      <w:r>
+        <w:rPr>
+          <w:rFonts w:hint="eastAsia"/>
+        </w:rPr>
+        <w:t>做</w:t>
+      </w:r>
+      <w:r>
+        <w:rPr>
+          <w:rFonts w:hint="eastAsia"/>
+        </w:rPr>
+        <w:t>attention</w:t>
+      </w:r>
+      <w:r>
+        <w:rPr>
+          <w:rFonts w:hint="eastAsia"/>
+        </w:rPr>
+        <w:t>操作）时，计算注意力机制时需要存储</w:t>
+      </w:r>
+      <w:r>
+        <w:rPr>
+          <w:rFonts w:hint="eastAsia"/>
+        </w:rPr>
+        <w:t>Key</w:t>
+      </w:r>
+      <w:r>
+        <w:rPr>
+          <w:rFonts w:hint="eastAsia"/>
+        </w:rPr>
+        <w:t>（</w:t>
+      </w:r>
+      <w:r>
+        <w:rPr>
+          <w:rFonts w:hint="eastAsia"/>
+        </w:rPr>
+        <w:t>K</w:t>
+      </w:r>
+      <w:r>
+        <w:rPr>
+          <w:rFonts w:hint="eastAsia"/>
+        </w:rPr>
+        <w:t>）和</w:t>
+      </w:r>
+      <w:r>
+        <w:rPr>
+          <w:rFonts w:hint="eastAsia"/>
+        </w:rPr>
+        <w:t>Value</w:t>
+      </w:r>
+      <w:r>
+        <w:rPr>
+          <w:rFonts w:hint="eastAsia"/>
+        </w:rPr>
+        <w:t>（</w:t>
+      </w:r>
+      <w:r>
+        <w:rPr>
+          <w:rFonts w:hint="eastAsia"/>
+        </w:rPr>
+        <w:t>V</w:t>
+      </w:r>
+      <w:r>
+        <w:rPr>
+          <w:rFonts w:hint="eastAsia"/>
+        </w:rPr>
+        <w:t>），</w:t>
+      </w:r>
+      <w:proofErr w:type="gramStart"/>
+      <w:r>
+        <w:rPr>
+          <w:rFonts w:hint="eastAsia"/>
+        </w:rPr>
+        <w:t>以便下</w:t>
+      </w:r>
+      <w:proofErr w:type="gramEnd"/>
+      <w:r>
+        <w:rPr>
+          <w:rFonts w:hint="eastAsia"/>
+        </w:rPr>
+        <w:t>一个时间</w:t>
+      </w:r>
+      <w:proofErr w:type="gramStart"/>
+      <w:r>
+        <w:rPr>
+          <w:rFonts w:hint="eastAsia"/>
+        </w:rPr>
+        <w:t>步可以</w:t>
+      </w:r>
+      <w:proofErr w:type="gramEnd"/>
+      <w:r>
+        <w:rPr>
+          <w:rFonts w:hint="eastAsia"/>
+        </w:rPr>
+        <w:t>复用这些缓存，而不必重新计算整个序列。</w:t>
       </w:r>
     </w:p>
     <w:p>
-      <w:r>
-        <w:tab/>
-      </w:r>
-      <w:r>
-        <w:rPr>
-          <w:rFonts w:hint="eastAsia"/>
-        </w:rPr>
-        <w:t>参考：</w:t>
+      <w:pPr>
+        <w:ind w:firstLine="420"/>
+        <w:rPr>
+          <w:rFonts w:hint="eastAsia"/>
+        </w:rPr>
+      </w:pPr>
+      <w:r>
+        <w:rPr>
+          <w:rFonts w:hint="eastAsia"/>
+        </w:rPr>
+        <w:t>在标准</w:t>
+      </w:r>
+      <w:r>
+        <w:rPr>
+          <w:rFonts w:hint="eastAsia"/>
+        </w:rPr>
+        <w:t>Transformer</w:t>
+      </w:r>
+      <w:r>
+        <w:rPr>
+          <w:rFonts w:hint="eastAsia"/>
+        </w:rPr>
+        <w:t>解码时，每次生成新</w:t>
+      </w:r>
+      <w:r>
+        <w:rPr>
+          <w:rFonts w:hint="eastAsia"/>
+        </w:rPr>
+        <w:t>token</w:t>
+      </w:r>
+      <w:r>
+        <w:rPr>
+          <w:rFonts w:hint="eastAsia"/>
+        </w:rPr>
+        <w:t>时：</w:t>
+      </w:r>
+    </w:p>
+    <w:p>
+      <w:pPr>
+        <w:ind w:firstLine="420"/>
+        <w:rPr>
+          <w:rFonts w:hint="eastAsia"/>
+        </w:rPr>
+      </w:pPr>
+      <w:r>
+        <w:rPr>
+          <w:rFonts w:hint="eastAsia"/>
+        </w:rPr>
+        <w:t xml:space="preserve">- </w:t>
+      </w:r>
+      <w:r>
+        <w:rPr>
+          <w:rFonts w:hint="eastAsia"/>
+        </w:rPr>
+        <w:t>需要重新计算所有之前</w:t>
+      </w:r>
+      <w:r>
+        <w:rPr>
+          <w:rFonts w:hint="eastAsia"/>
+        </w:rPr>
+        <w:t>token</w:t>
+      </w:r>
+      <w:r>
+        <w:rPr>
+          <w:rFonts w:hint="eastAsia"/>
+        </w:rPr>
+        <w:t>的</w:t>
+      </w:r>
+      <w:r>
+        <w:rPr>
+          <w:rFonts w:hint="eastAsia"/>
+        </w:rPr>
+        <w:t>K</w:t>
+      </w:r>
+      <w:r>
+        <w:rPr>
+          <w:rFonts w:hint="eastAsia"/>
+        </w:rPr>
+        <w:t>和</w:t>
+      </w:r>
+      <w:r>
+        <w:rPr>
+          <w:rFonts w:hint="eastAsia"/>
+        </w:rPr>
+        <w:t>V</w:t>
+      </w:r>
+      <w:r>
+        <w:rPr>
+          <w:rFonts w:hint="eastAsia"/>
+        </w:rPr>
+        <w:t>，并与当前</w:t>
+      </w:r>
+      <w:r>
+        <w:rPr>
+          <w:rFonts w:hint="eastAsia"/>
+        </w:rPr>
+        <w:t>token</w:t>
+      </w:r>
+      <w:r>
+        <w:rPr>
+          <w:rFonts w:hint="eastAsia"/>
+        </w:rPr>
+        <w:t>进行注意力计算。</w:t>
+      </w:r>
+    </w:p>
+    <w:p>
+      <w:pPr>
+        <w:ind w:firstLine="420"/>
+      </w:pPr>
+      <w:r>
+        <w:rPr>
+          <w:rFonts w:hint="eastAsia"/>
+        </w:rPr>
+        <w:t xml:space="preserve">- </w:t>
+      </w:r>
+      <w:r>
+        <w:rPr>
+          <w:rFonts w:hint="eastAsia"/>
+        </w:rPr>
+        <w:t>计算复杂度是</w:t>
+      </w:r>
+      <w:r>
+        <w:rPr>
+          <w:rFonts w:hint="eastAsia"/>
+        </w:rPr>
+        <w:t>O</w:t>
+      </w:r>
+      <w:r>
+        <w:rPr>
+          <w:rFonts w:hint="eastAsia"/>
+        </w:rPr>
+        <w:t>（</w:t>
+      </w:r>
+      <w:r>
+        <w:rPr>
+          <w:rFonts w:hint="eastAsia"/>
+        </w:rPr>
+        <w:t>n</w:t>
+      </w:r>
+      <w:r>
+        <w:rPr>
+          <w:rFonts w:ascii="Calibri" w:hAnsi="Calibri" w:cs="Calibri"/>
+        </w:rPr>
+        <w:t>²</w:t>
+      </w:r>
+      <w:r>
+        <w:rPr>
+          <w:rFonts w:ascii="仿宋" w:hAnsi="仿宋" w:cs="仿宋" w:hint="eastAsia"/>
+        </w:rPr>
+        <w:t>）（对于长度为</w:t>
+      </w:r>
+      <w:r>
+        <w:rPr>
+          <w:rFonts w:hint="eastAsia"/>
+        </w:rPr>
+        <w:t>n</w:t>
+      </w:r>
+      <w:r>
+        <w:rPr>
+          <w:rFonts w:hint="eastAsia"/>
+        </w:rPr>
+        <w:t>的序列）。</w:t>
       </w:r>
     </w:p>
     <w:p>
       <w:pPr>
         <w:pStyle w:val="a0"/>
+        <w:spacing w:after="0"/>
+        <w:rPr>
+          <w:rFonts w:hint="eastAsia"/>
+        </w:rPr>
       </w:pPr>
+      <w:r>
+        <w:tab/>
+      </w:r>
+      <w:r>
+        <w:rPr>
+          <w:rFonts w:hint="eastAsia"/>
+        </w:rPr>
+        <w:t>而</w:t>
+      </w:r>
+      <w:r>
+        <w:rPr>
+          <w:rFonts w:hint="eastAsia"/>
+        </w:rPr>
+        <w:t xml:space="preserve"> KV Cache </w:t>
+      </w:r>
+      <w:r>
+        <w:rPr>
+          <w:rFonts w:hint="eastAsia"/>
+        </w:rPr>
+        <w:t>通过存储</w:t>
+      </w:r>
+      <w:r>
+        <w:rPr>
+          <w:rFonts w:hint="eastAsia"/>
+        </w:rPr>
+        <w:t xml:space="preserve"> K </w:t>
+      </w:r>
+      <w:r>
+        <w:rPr>
+          <w:rFonts w:hint="eastAsia"/>
+        </w:rPr>
+        <w:t>和</w:t>
+      </w:r>
+      <w:r>
+        <w:rPr>
+          <w:rFonts w:hint="eastAsia"/>
+        </w:rPr>
+        <w:t xml:space="preserve"> V </w:t>
+      </w:r>
+      <w:r>
+        <w:rPr>
+          <w:rFonts w:hint="eastAsia"/>
+        </w:rPr>
+        <w:t>的历史值，避免重复计算：</w:t>
+      </w:r>
+    </w:p>
+    <w:p>
+      <w:pPr>
+        <w:pStyle w:val="a0"/>
+        <w:spacing w:after="0"/>
+        <w:ind w:firstLine="420"/>
+        <w:rPr>
+          <w:rFonts w:hint="eastAsia"/>
+        </w:rPr>
+      </w:pPr>
+      <w:r>
+        <w:rPr>
+          <w:rFonts w:hint="eastAsia"/>
+        </w:rPr>
+        <w:t>只需计算</w:t>
+      </w:r>
+      <w:r>
+        <w:rPr>
+          <w:rFonts w:hint="eastAsia"/>
+        </w:rPr>
+        <w:t xml:space="preserve"> </w:t>
+      </w:r>
+      <w:r>
+        <w:rPr>
+          <w:rFonts w:hint="eastAsia"/>
+        </w:rPr>
+        <w:t>新</w:t>
+      </w:r>
+      <w:r>
+        <w:rPr>
+          <w:rFonts w:hint="eastAsia"/>
+        </w:rPr>
+        <w:t xml:space="preserve"> token </w:t>
+      </w:r>
+      <w:r>
+        <w:rPr>
+          <w:rFonts w:hint="eastAsia"/>
+        </w:rPr>
+        <w:t>的</w:t>
+      </w:r>
+      <w:r>
+        <w:rPr>
+          <w:rFonts w:hint="eastAsia"/>
+        </w:rPr>
+        <w:t xml:space="preserve"> K </w:t>
+      </w:r>
+      <w:r>
+        <w:rPr>
+          <w:rFonts w:hint="eastAsia"/>
+        </w:rPr>
+        <w:t>和</w:t>
+      </w:r>
+      <w:r>
+        <w:rPr>
+          <w:rFonts w:hint="eastAsia"/>
+        </w:rPr>
+        <w:t xml:space="preserve"> V</w:t>
+      </w:r>
+      <w:r>
+        <w:rPr>
+          <w:rFonts w:hint="eastAsia"/>
+        </w:rPr>
+        <w:t>，然后将其与缓存的</w:t>
+      </w:r>
+      <w:proofErr w:type="gramStart"/>
+      <w:r>
+        <w:rPr>
+          <w:rFonts w:hint="eastAsia"/>
+        </w:rPr>
+        <w:t>值结合</w:t>
+      </w:r>
+      <w:proofErr w:type="gramEnd"/>
+      <w:r>
+        <w:rPr>
+          <w:rFonts w:hint="eastAsia"/>
+        </w:rPr>
+        <w:t>使用。</w:t>
+      </w:r>
+    </w:p>
+    <w:p>
+      <w:pPr>
+        <w:pStyle w:val="a0"/>
+        <w:spacing w:after="0"/>
+        <w:ind w:firstLine="420"/>
+        <w:rPr>
+          <w:rFonts w:hint="eastAsia"/>
+        </w:rPr>
+      </w:pPr>
+      <w:r>
+        <w:rPr>
+          <w:rFonts w:hint="eastAsia"/>
+        </w:rPr>
+        <w:t>计算复杂度下降到</w:t>
+      </w:r>
+      <w:r>
+        <w:rPr>
+          <w:rFonts w:hint="eastAsia"/>
+        </w:rPr>
+        <w:t xml:space="preserve"> O</w:t>
+      </w:r>
+      <w:r>
+        <w:rPr>
+          <w:rFonts w:hint="eastAsia"/>
+        </w:rPr>
+        <w:t>（</w:t>
+      </w:r>
+      <w:r>
+        <w:rPr>
+          <w:rFonts w:hint="eastAsia"/>
+        </w:rPr>
+        <w:t>n</w:t>
+      </w:r>
+      <w:r>
+        <w:rPr>
+          <w:rFonts w:hint="eastAsia"/>
+        </w:rPr>
+        <w:t>）（每个</w:t>
+      </w:r>
+      <w:r>
+        <w:rPr>
+          <w:rFonts w:hint="eastAsia"/>
+        </w:rPr>
+        <w:t xml:space="preserve"> token </w:t>
+      </w:r>
+      <w:r>
+        <w:rPr>
+          <w:rFonts w:hint="eastAsia"/>
+        </w:rPr>
+        <w:t>只与之前缓存的</w:t>
+      </w:r>
+      <w:r>
+        <w:rPr>
+          <w:rFonts w:hint="eastAsia"/>
+        </w:rPr>
+        <w:t xml:space="preserve"> token </w:t>
+      </w:r>
+      <w:r>
+        <w:rPr>
+          <w:rFonts w:hint="eastAsia"/>
+        </w:rPr>
+        <w:t>计算注意力）。</w:t>
+      </w:r>
+    </w:p>
+    <w:p>
+      <w:pPr>
+        <w:pStyle w:val="1"/>
+      </w:pPr>
+      <w:r>
+        <w:rPr>
+          <w:rFonts w:hint="eastAsia"/>
+        </w:rPr>
+        <w:t>概述</w:t>
+      </w:r>
+    </w:p>
+    <w:p>
+      <w:r>
+        <w:tab/>
+      </w:r>
+      <w:r>
+        <w:rPr>
+          <w:rFonts w:hint="eastAsia"/>
+        </w:rPr>
+        <w:t>参考：</w:t>
+      </w:r>
+    </w:p>
+    <w:p>
       <w:r>
         <w:tab/>
       </w:r>
@@ -52,9 +550,6 @@
       </w:hyperlink>
     </w:p>
     <w:p>
-      <w:pPr>
-        <w:pStyle w:val="a0"/>
-      </w:pPr>
       <w:r>
         <w:tab/>
       </w:r>
@@ -92,9 +587,6 @@
       </w:hyperlink>
     </w:p>
     <w:p>
-      <w:pPr>
-        <w:pStyle w:val="a0"/>
-      </w:pPr>
       <w:r>
         <w:tab/>
       </w:r>
@@ -114,8 +606,40 @@
       </w:hyperlink>
     </w:p>
     <w:p>
+      <w:r>
+        <w:tab/>
+      </w:r>
+      <w:hyperlink r:id="rId7" w:history="1">
+        <w:r>
+          <w:rPr>
+            <w:rStyle w:val="af0"/>
+          </w:rPr>
+          <w:t>https://segmentfault.com/a/1190000047263593</w:t>
+        </w:r>
+      </w:hyperlink>
+    </w:p>
+    <w:p>
       <w:pPr>
         <w:pStyle w:val="a0"/>
+      </w:pPr>
+      <w:r>
+        <w:tab/>
+      </w:r>
+      <w:hyperlink r:id="rId8" w:history="1">
+        <w:r>
+          <w:rPr>
+            <w:rStyle w:val="af0"/>
+          </w:rPr>
+          <w:t>https://zhuanlan.zhihu.com/p/2016733555942776933</w:t>
+        </w:r>
+      </w:hyperlink>
+    </w:p>
+    <w:p>
+      <w:pPr>
+        <w:pStyle w:val="a0"/>
+        <w:rPr>
+          <w:rFonts w:hint="eastAsia"/>
+        </w:rPr>
       </w:pPr>
     </w:p>
     <w:p>
@@ -127,6 +651,20 @@
           <w:rFonts w:hint="eastAsia"/>
         </w:rPr>
         <w:t>原理</w:t>
+      </w:r>
+    </w:p>
+    <w:p>
+      <w:pPr>
+        <w:pStyle w:val="1"/>
+        <w:rPr>
+          <w:rFonts w:hint="eastAsia"/>
+        </w:rPr>
+      </w:pPr>
+      <w:r>
+        <w:rPr>
+          <w:rFonts w:hint="eastAsia"/>
+        </w:rPr>
+        <w:t>优化</w:t>
       </w:r>
     </w:p>
     <w:sectPr>
@@ -140,7 +678,7 @@
 </file>
 
 <file path=word/styles.xml><?xml version="1.0" encoding="utf-8"?>
-<w:styles xmlns:mc="http://schemas.openxmlformats.org/markup-compatibility/2006" xmlns:r="http://schemas.openxmlformats.org/officeDocument/2006/relationships" xmlns:w="http://schemas.openxmlformats.org/wordprocessingml/2006/main" xmlns:w14="http://schemas.microsoft.com/office/word/2010/wordml" xmlns:w15="http://schemas.microsoft.com/office/word/2012/wordml" xmlns:w16cex="http://schemas.microsoft.com/office/word/2018/wordml/cex" xmlns:w16cid="http://schemas.microsoft.com/office/word/2016/wordml/cid" xmlns:w16="http://schemas.microsoft.com/office/word/2018/wordml" xmlns:w16sdtdh="http://schemas.microsoft.com/office/word/2020/wordml/sdtdatahash" xmlns:w16se="http://schemas.microsoft.com/office/word/2015/wordml/symex" mc:Ignorable="w14 w15 w16se w16cid w16 w16cex w16sdtdh">
+<w:styles xmlns:mc="http://schemas.openxmlformats.org/markup-compatibility/2006" xmlns:r="http://schemas.openxmlformats.org/officeDocument/2006/relationships" xmlns:w="http://schemas.openxmlformats.org/wordprocessingml/2006/main" xmlns:w14="http://schemas.microsoft.com/office/word/2010/wordml" xmlns:w15="http://schemas.microsoft.com/office/word/2012/wordml" xmlns:w16cex="http://schemas.microsoft.com/office/word/2018/wordml/cex" xmlns:w16cid="http://schemas.microsoft.com/office/word/2016/wordml/cid" xmlns:w16="http://schemas.microsoft.com/office/word/2018/wordml" xmlns:w16du="http://schemas.microsoft.com/office/word/2023/wordml/word16du" xmlns:w16sdtdh="http://schemas.microsoft.com/office/word/2020/wordml/sdtdatahash" xmlns:w16sdtfl="http://schemas.microsoft.com/office/word/2024/wordml/sdtformatlock" xmlns:w16se="http://schemas.microsoft.com/office/word/2015/wordml/symex" mc:Ignorable="w14 w15 w16se w16cid w16 w16cex w16sdtdh w16sdtfl w16du">
   <w:docDefaults>
     <w:rPrDefault>
       <w:rPr>
@@ -535,13 +1073,14 @@
     <w:name w:val="Normal"/>
     <w:next w:val="a0"/>
     <w:qFormat/>
-    <w:rsid w:val="00E919DA"/>
+    <w:rsid w:val="002135E8"/>
     <w:pPr>
       <w:widowControl w:val="0"/>
       <w:spacing w:line="360" w:lineRule="auto"/>
     </w:pPr>
     <w:rPr>
       <w:rFonts w:ascii="Times New Roman" w:eastAsia="仿宋" w:hAnsi="Times New Roman"/>
+      <w:color w:val="000000" w:themeColor="text1"/>
       <w:sz w:val="24"/>
       <w:szCs w:val="22"/>
     </w:rPr>
@@ -553,7 +1092,7 @@
     <w:link w:val="10"/>
     <w:uiPriority w:val="9"/>
     <w:qFormat/>
-    <w:rsid w:val="00C50A6D"/>
+    <w:rsid w:val="00FA0BD0"/>
     <w:pPr>
       <w:keepNext/>
       <w:keepLines/>
@@ -562,7 +1101,6 @@
     <w:rPr>
       <w:rFonts w:cstheme="majorBidi"/>
       <w:b/>
-      <w:color w:val="000000" w:themeColor="text1"/>
       <w:sz w:val="28"/>
       <w:szCs w:val="48"/>
     </w:rPr>
@@ -585,7 +1123,6 @@
     <w:rPr>
       <w:rFonts w:cstheme="majorBidi"/>
       <w:b/>
-      <w:color w:val="000000" w:themeColor="text1"/>
       <w:szCs w:val="40"/>
     </w:rPr>
   </w:style>
@@ -625,7 +1162,6 @@
     <w:rPr>
       <w:rFonts w:cstheme="majorBidi"/>
       <w:b/>
-      <w:color w:val="000000" w:themeColor="text1"/>
       <w:szCs w:val="28"/>
     </w:rPr>
   </w:style>
@@ -807,7 +1343,7 @@
     <w:basedOn w:val="a1"/>
     <w:link w:val="1"/>
     <w:uiPriority w:val="9"/>
-    <w:rsid w:val="00C50A6D"/>
+    <w:rsid w:val="00FA0BD0"/>
     <w:rPr>
       <w:rFonts w:ascii="Times New Roman" w:eastAsia="仿宋" w:hAnsi="Times New Roman" w:cstheme="majorBidi"/>
       <w:b/>
